--- a/06_산출물_문서/2계층_절차서/QP-805_고객_의사소통_요구사항.docx
+++ b/06_산출물_문서/2계층_절차서/QP-805_고객_의사소통_요구사항.docx
@@ -270,11 +270,11 @@
     </w:p>
     <w:tbl>
       <w:tblPr>
-        <w:tblW w:w="8788" w:type="dxa"/>
         <w:tblCellMar>
           <w:left w:w="108" w:type="dxa"/>
           <w:right w:w="108" w:type="dxa"/>
         </w:tblCellMar>
+        <w:tblW w:w="8788" w:type="dxa"/>
         <w:tblBorders>
           <w:top w:val="single" w:sz="4" w:color="2E74B5" w:space="0"/>
           <w:left w:val="single" w:sz="4" w:color="2E74B5" w:space="0"/>
@@ -294,13 +294,13 @@
         <w:tc>
           <w:tcPr>
             <w:tcW w:w="1500" w:type="dxa"/>
-            <w:shd w:val="clear" w:color="auto" w:fill="D9D9D9"/>
-            <w:tcMar>
-              <w:top w:w="60" w:type="dxa"/>
-              <w:left w:w="120" w:type="dxa"/>
-              <w:bottom w:w="60" w:type="dxa"/>
-              <w:right w:w="120" w:type="dxa"/>
-            </w:tcMar>
+            <w:tcMar>
+              <w:top w:w="60" w:type="dxa"/>
+              <w:left w:w="120" w:type="dxa"/>
+              <w:bottom w:w="60" w:type="dxa"/>
+              <w:right w:w="120" w:type="dxa"/>
+            </w:tcMar>
+            <w:shd w:val="clear" w:color="auto" w:fill="DEEAF1"/>
           </w:tcPr>
           <w:p>
             <w:pPr>
@@ -320,13 +320,13 @@
         <w:tc>
           <w:tcPr>
             <w:tcW w:w="2800" w:type="dxa"/>
-            <w:shd w:val="clear" w:color="auto" w:fill="D9D9D9"/>
-            <w:tcMar>
-              <w:top w:w="60" w:type="dxa"/>
-              <w:left w:w="120" w:type="dxa"/>
-              <w:bottom w:w="60" w:type="dxa"/>
-              <w:right w:w="120" w:type="dxa"/>
-            </w:tcMar>
+            <w:tcMar>
+              <w:top w:w="60" w:type="dxa"/>
+              <w:left w:w="120" w:type="dxa"/>
+              <w:bottom w:w="60" w:type="dxa"/>
+              <w:right w:w="120" w:type="dxa"/>
+            </w:tcMar>
+            <w:shd w:val="clear" w:color="auto" w:fill="DEEAF1"/>
           </w:tcPr>
           <w:p>
             <w:pPr>
@@ -346,13 +346,13 @@
         <w:tc>
           <w:tcPr>
             <w:tcW w:w="2000" w:type="dxa"/>
-            <w:shd w:val="clear" w:color="auto" w:fill="D9D9D9"/>
-            <w:tcMar>
-              <w:top w:w="60" w:type="dxa"/>
-              <w:left w:w="120" w:type="dxa"/>
-              <w:bottom w:w="60" w:type="dxa"/>
-              <w:right w:w="120" w:type="dxa"/>
-            </w:tcMar>
+            <w:tcMar>
+              <w:top w:w="60" w:type="dxa"/>
+              <w:left w:w="120" w:type="dxa"/>
+              <w:bottom w:w="60" w:type="dxa"/>
+              <w:right w:w="120" w:type="dxa"/>
+            </w:tcMar>
+            <w:shd w:val="clear" w:color="auto" w:fill="DEEAF1"/>
           </w:tcPr>
           <w:p>
             <w:pPr>
@@ -372,13 +372,13 @@
         <w:tc>
           <w:tcPr>
             <w:tcW w:w="2488" w:type="dxa"/>
-            <w:shd w:val="clear" w:color="auto" w:fill="D9D9D9"/>
-            <w:tcMar>
-              <w:top w:w="60" w:type="dxa"/>
-              <w:left w:w="120" w:type="dxa"/>
-              <w:bottom w:w="60" w:type="dxa"/>
-              <w:right w:w="120" w:type="dxa"/>
-            </w:tcMar>
+            <w:tcMar>
+              <w:top w:w="60" w:type="dxa"/>
+              <w:left w:w="120" w:type="dxa"/>
+              <w:bottom w:w="60" w:type="dxa"/>
+              <w:right w:w="120" w:type="dxa"/>
+            </w:tcMar>
+            <w:shd w:val="clear" w:color="auto" w:fill="DEEAF1"/>
           </w:tcPr>
           <w:p>
             <w:pPr>
@@ -1120,7 +1120,7 @@
         </w:trPr>
         <w:tc>
           <w:tcPr>
-            <w:tcW w:w="2460" w:type="dxa"/>
+            <w:tcW w:w="2228" w:type="dxa"/>
             <w:tcMar>
               <w:top w:w="60" w:type="dxa"/>
               <w:left w:w="120" w:type="dxa"/>
@@ -1141,7 +1141,7 @@
         </w:tc>
         <w:tc>
           <w:tcPr>
-            <w:tcW w:w="6328" w:type="dxa"/>
+            <w:tcW w:w="6560" w:type="dxa"/>
             <w:tcMar>
               <w:top w:w="60" w:type="dxa"/>
               <w:left w:w="120" w:type="dxa"/>
@@ -1163,9 +1163,7 @@
       </w:tr>
       <w:tr>
         <w:tc>
-          <w:tcPr>
-            <w:tcW w:w="2460" w:type="dxa"/>
-          </w:tcPr>
+          <w:tcPr/>
           <w:p>
             <w:pPr>
               <w:pStyle w:val="Compact"/>
@@ -1177,7 +1175,7 @@
         </w:tc>
         <w:tc>
           <w:tcPr>
-            <w:tcW w:w="6328" w:type="dxa"/>
+            <w:tcW w:w="6560" w:type="dxa"/>
             <w:tcMar>
               <w:top w:w="60" w:type="dxa"/>
               <w:left w:w="120" w:type="dxa"/>
@@ -1210,6 +1208,7 @@
         </w:tc>
         <w:tc>
           <w:tcPr>
+            <w:tcW w:w="6560" w:type="dxa"/>
             <w:tcMar>
               <w:top w:w="60" w:type="dxa"/>
               <w:left w:w="120" w:type="dxa"/>
@@ -1241,9 +1240,7 @@
           </w:p>
         </w:tc>
         <w:tc>
-          <w:tcPr>
-            <w:tcW w:w="6328" w:type="dxa"/>
-          </w:tcPr>
+          <w:tcPr/>
           <w:p>
             <w:pPr>
               <w:pStyle w:val="Compact"/>
@@ -1256,19 +1253,10 @@
       </w:tr>
       <w:tr>
         <w:tc>
-          <w:tcPr>
-            <w:tcW w:w="2460" w:type="dxa"/>
-            <w:tcMar>
-              <w:top w:w="60" w:type="dxa"/>
-              <w:left w:w="120" w:type="dxa"/>
-              <w:bottom w:w="60" w:type="dxa"/>
-              <w:right w:w="120" w:type="dxa"/>
-            </w:tcMar>
-          </w:tcPr>
-          <w:p>
-            <w:pPr>
-              <w:pStyle w:val="Compact"/>
-              <w:wordWrap w:val="1"/>
+          <w:tcPr/>
+          <w:p>
+            <w:pPr>
+              <w:pStyle w:val="Compact"/>
             </w:pPr>
             <w:r>
               <w:t xml:space="preserve">QP-902</w:t>
@@ -1277,6 +1265,7 @@
         </w:tc>
         <w:tc>
           <w:tcPr>
+            <w:tcW w:w="6560" w:type="dxa"/>
             <w:tcMar>
               <w:top w:w="60" w:type="dxa"/>
               <w:left w:w="120" w:type="dxa"/>
@@ -1331,7 +1320,7 @@
         </w:trPr>
         <w:tc>
           <w:tcPr>
-            <w:tcW w:w="2460" w:type="dxa"/>
+            <w:tcW w:w="3000" w:type="dxa"/>
             <w:tcMar>
               <w:top w:w="60" w:type="dxa"/>
               <w:left w:w="120" w:type="dxa"/>
@@ -1352,7 +1341,7 @@
         </w:tc>
         <w:tc>
           <w:tcPr>
-            <w:tcW w:w="6328" w:type="dxa"/>
+            <w:tcW w:w="5788" w:type="dxa"/>
             <w:tcMar>
               <w:top w:w="60" w:type="dxa"/>
               <w:left w:w="120" w:type="dxa"/>
@@ -1374,9 +1363,7 @@
       </w:tr>
       <w:tr>
         <w:tc>
-          <w:tcPr>
-            <w:tcW w:w="2460" w:type="dxa"/>
-          </w:tcPr>
+          <w:tcPr/>
           <w:p>
             <w:pPr>
               <w:pStyle w:val="Compact"/>
@@ -1388,7 +1375,7 @@
         </w:tc>
         <w:tc>
           <w:tcPr>
-            <w:tcW w:w="6328" w:type="dxa"/>
+            <w:tcW w:w="5788" w:type="dxa"/>
             <w:tcMar>
               <w:top w:w="60" w:type="dxa"/>
               <w:left w:w="120" w:type="dxa"/>
@@ -1421,6 +1408,7 @@
         </w:tc>
         <w:tc>
           <w:tcPr>
+            <w:tcW w:w="5788" w:type="dxa"/>
             <w:tcMar>
               <w:top w:w="60" w:type="dxa"/>
               <w:left w:w="120" w:type="dxa"/>
@@ -1452,9 +1440,7 @@
           </w:p>
         </w:tc>
         <w:tc>
-          <w:tcPr>
-            <w:tcW w:w="6328" w:type="dxa"/>
-          </w:tcPr>
+          <w:tcPr/>
           <w:p>
             <w:pPr>
               <w:pStyle w:val="Compact"/>
@@ -1467,19 +1453,10 @@
       </w:tr>
       <w:tr>
         <w:tc>
-          <w:tcPr>
-            <w:tcW w:w="2460" w:type="dxa"/>
-            <w:tcMar>
-              <w:top w:w="60" w:type="dxa"/>
-              <w:left w:w="120" w:type="dxa"/>
-              <w:bottom w:w="60" w:type="dxa"/>
-              <w:right w:w="120" w:type="dxa"/>
-            </w:tcMar>
-          </w:tcPr>
-          <w:p>
-            <w:pPr>
-              <w:pStyle w:val="Compact"/>
-              <w:wordWrap w:val="1"/>
+          <w:tcPr/>
+          <w:p>
+            <w:pPr>
+              <w:pStyle w:val="Compact"/>
             </w:pPr>
             <w:r>
               <w:t xml:space="preserve">고객 재산 (Customer Property)</w:t>
@@ -1487,10 +1464,19 @@
           </w:p>
         </w:tc>
         <w:tc>
-          <w:tcPr/>
-          <w:p>
-            <w:pPr>
-              <w:pStyle w:val="Compact"/>
+          <w:tcPr>
+            <w:tcW w:w="5788" w:type="dxa"/>
+            <w:tcMar>
+              <w:top w:w="60" w:type="dxa"/>
+              <w:left w:w="120" w:type="dxa"/>
+              <w:bottom w:w="60" w:type="dxa"/>
+              <w:right w:w="120" w:type="dxa"/>
+            </w:tcMar>
+          </w:tcPr>
+          <w:p>
+            <w:pPr>
+              <w:pStyle w:val="Compact"/>
+              <w:wordWrap w:val="1"/>
             </w:pPr>
             <w:r>
               <w:t xml:space="preserve">고객이 제공하는 자재, 장비, 도면, 지적재산, 데이터</w:t>
@@ -1548,18 +1534,10 @@
       </w:tr>
       <w:tr>
         <w:tc>
-          <w:tcPr>
-            <w:tcMar>
-              <w:top w:w="60" w:type="dxa"/>
-              <w:left w:w="120" w:type="dxa"/>
-              <w:bottom w:w="60" w:type="dxa"/>
-              <w:right w:w="120" w:type="dxa"/>
-            </w:tcMar>
-          </w:tcPr>
-          <w:p>
-            <w:pPr>
-              <w:pStyle w:val="Compact"/>
-              <w:wordWrap w:val="1"/>
+          <w:tcPr/>
+          <w:p>
+            <w:pPr>
+              <w:pStyle w:val="Compact"/>
             </w:pPr>
             <w:r>
               <w:t xml:space="preserve">SOW (Statement of Work)</w:t>
@@ -1567,18 +1545,10 @@
           </w:p>
         </w:tc>
         <w:tc>
-          <w:tcPr>
-            <w:tcMar>
-              <w:top w:w="60" w:type="dxa"/>
-              <w:left w:w="120" w:type="dxa"/>
-              <w:bottom w:w="60" w:type="dxa"/>
-              <w:right w:w="120" w:type="dxa"/>
-            </w:tcMar>
-          </w:tcPr>
-          <w:p>
-            <w:pPr>
-              <w:pStyle w:val="Compact"/>
-              <w:wordWrap w:val="1"/>
+          <w:tcPr/>
+          <w:p>
+            <w:pPr>
+              <w:pStyle w:val="Compact"/>
             </w:pPr>
             <w:r>
               <w:t xml:space="preserve">작업 범위 기술서</w:t>
@@ -1622,7 +1592,7 @@
         </w:trPr>
         <w:tc>
           <w:tcPr>
-            <w:tcW w:w="2460" w:type="dxa"/>
+            <w:tcW w:w="2592" w:type="dxa"/>
             <w:tcMar>
               <w:top w:w="60" w:type="dxa"/>
               <w:left w:w="120" w:type="dxa"/>
@@ -1643,7 +1613,7 @@
         </w:tc>
         <w:tc>
           <w:tcPr>
-            <w:tcW w:w="6328" w:type="dxa"/>
+            <w:tcW w:w="6196" w:type="dxa"/>
             <w:tcMar>
               <w:top w:w="60" w:type="dxa"/>
               <w:left w:w="120" w:type="dxa"/>
@@ -1665,9 +1635,7 @@
       </w:tr>
       <w:tr>
         <w:tc>
-          <w:tcPr>
-            <w:tcW w:w="2460" w:type="dxa"/>
-          </w:tcPr>
+          <w:tcPr/>
           <w:p>
             <w:pPr>
               <w:pStyle w:val="Compact"/>
@@ -1683,7 +1651,7 @@
         </w:tc>
         <w:tc>
           <w:tcPr>
-            <w:tcW w:w="6328" w:type="dxa"/>
+            <w:tcW w:w="6196" w:type="dxa"/>
             <w:tcMar>
               <w:top w:w="60" w:type="dxa"/>
               <w:left w:w="120" w:type="dxa"/>
@@ -1720,6 +1688,7 @@
         </w:tc>
         <w:tc>
           <w:tcPr>
+            <w:tcW w:w="6196" w:type="dxa"/>
             <w:tcMar>
               <w:top w:w="60" w:type="dxa"/>
               <w:left w:w="120" w:type="dxa"/>
@@ -1755,9 +1724,7 @@
           </w:p>
         </w:tc>
         <w:tc>
-          <w:tcPr>
-            <w:tcW w:w="6328" w:type="dxa"/>
-          </w:tcPr>
+          <w:tcPr/>
           <w:p>
             <w:pPr>
               <w:pStyle w:val="Compact"/>
@@ -1770,19 +1737,10 @@
       </w:tr>
       <w:tr>
         <w:tc>
-          <w:tcPr>
-            <w:tcW w:w="2460" w:type="dxa"/>
-            <w:tcMar>
-              <w:top w:w="60" w:type="dxa"/>
-              <w:left w:w="120" w:type="dxa"/>
-              <w:bottom w:w="60" w:type="dxa"/>
-              <w:right w:w="120" w:type="dxa"/>
-            </w:tcMar>
-          </w:tcPr>
-          <w:p>
-            <w:pPr>
-              <w:pStyle w:val="Compact"/>
-              <w:wordWrap w:val="1"/>
+          <w:tcPr/>
+          <w:p>
+            <w:pPr>
+              <w:pStyle w:val="Compact"/>
             </w:pPr>
             <w:r>
               <w:rPr>
@@ -1794,10 +1752,19 @@
           </w:p>
         </w:tc>
         <w:tc>
-          <w:tcPr/>
-          <w:p>
-            <w:pPr>
-              <w:pStyle w:val="Compact"/>
+          <w:tcPr>
+            <w:tcW w:w="6196" w:type="dxa"/>
+            <w:tcMar>
+              <w:top w:w="60" w:type="dxa"/>
+              <w:left w:w="120" w:type="dxa"/>
+              <w:bottom w:w="60" w:type="dxa"/>
+              <w:right w:w="120" w:type="dxa"/>
+            </w:tcMar>
+          </w:tcPr>
+          <w:p>
+            <w:pPr>
+              <w:pStyle w:val="Compact"/>
+              <w:wordWrap w:val="1"/>
             </w:pPr>
             <w:r>
               <w:t xml:space="preserve">생산 능력 검토; 납기 가능성 평가</w:t>
@@ -1807,18 +1774,10 @@
       </w:tr>
       <w:tr>
         <w:tc>
-          <w:tcPr>
-            <w:tcMar>
-              <w:top w:w="60" w:type="dxa"/>
-              <w:left w:w="120" w:type="dxa"/>
-              <w:bottom w:w="60" w:type="dxa"/>
-              <w:right w:w="120" w:type="dxa"/>
-            </w:tcMar>
-          </w:tcPr>
-          <w:p>
-            <w:pPr>
-              <w:pStyle w:val="Compact"/>
-              <w:wordWrap w:val="1"/>
+          <w:tcPr/>
+          <w:p>
+            <w:pPr>
+              <w:pStyle w:val="Compact"/>
             </w:pPr>
             <w:r>
               <w:rPr>
@@ -1830,18 +1789,10 @@
           </w:p>
         </w:tc>
         <w:tc>
-          <w:tcPr>
-            <w:tcMar>
-              <w:top w:w="60" w:type="dxa"/>
-              <w:left w:w="120" w:type="dxa"/>
-              <w:bottom w:w="60" w:type="dxa"/>
-              <w:right w:w="120" w:type="dxa"/>
-            </w:tcMar>
-          </w:tcPr>
-          <w:p>
-            <w:pPr>
-              <w:pStyle w:val="Compact"/>
-              <w:wordWrap w:val="1"/>
+          <w:tcPr/>
+          <w:p>
+            <w:pPr>
+              <w:pStyle w:val="Compact"/>
             </w:pPr>
             <w:r>
               <w:t xml:space="preserve">고객 불만 처리 관리; 고객 피드백 분석; 고객 만족도 조사</w:t>
@@ -2191,152 +2142,244 @@
         <w:t xml:space="preserve">6.2 고객 불만/피드백 처리</w:t>
       </w:r>
     </w:p>
-    <w:p>
-      <w:pPr>
-        <w:pStyle w:val="SourceCode"/>
-      </w:pPr>
-      <w:r>
-        <w:rPr>
-          <w:rStyle w:val="VerbatimChar"/>
-        </w:rPr>
-        <w:t xml:space="preserve">고객 불만/피드백 접수 (영업팀)</w:t>
-      </w:r>
-      <w:r>
-        <w:br/>
-      </w:r>
-      <w:r>
-        <w:rPr>
-          <w:rStyle w:val="VerbatimChar"/>
-        </w:rPr>
-        <w:t xml:space="preserve">    │</w:t>
-      </w:r>
-      <w:r>
-        <w:br/>
-      </w:r>
-      <w:r>
-        <w:rPr>
-          <w:rStyle w:val="VerbatimChar"/>
-        </w:rPr>
-        <w:t xml:space="preserve">    ▼</w:t>
-      </w:r>
-      <w:r>
-        <w:br/>
-      </w:r>
-      <w:r>
-        <w:rPr>
-          <w:rStyle w:val="VerbatimChar"/>
-        </w:rPr>
-        <w:t xml:space="preserve">접수 기록 (F-805-01) ──→ 24시간 이내 접수 확인 회신</w:t>
-      </w:r>
-      <w:r>
-        <w:br/>
-      </w:r>
-      <w:r>
-        <w:rPr>
-          <w:rStyle w:val="VerbatimChar"/>
-        </w:rPr>
-        <w:t xml:space="preserve">    │</w:t>
-      </w:r>
-      <w:r>
-        <w:br/>
-      </w:r>
-      <w:r>
-        <w:rPr>
-          <w:rStyle w:val="VerbatimChar"/>
-        </w:rPr>
-        <w:t xml:space="preserve">    ▼</w:t>
-      </w:r>
-      <w:r>
-        <w:br/>
-      </w:r>
-      <w:r>
-        <w:rPr>
-          <w:rStyle w:val="VerbatimChar"/>
-        </w:rPr>
-        <w:t xml:space="preserve">품질팀 검토 ──→ 부적합 관련: QP-1001 CAR 연계</w:t>
-      </w:r>
-      <w:r>
-        <w:br/>
-      </w:r>
-      <w:r>
-        <w:rPr>
-          <w:rStyle w:val="VerbatimChar"/>
-        </w:rPr>
-        <w:t xml:space="preserve">    │             고객 만족: QP-902 연계</w:t>
-      </w:r>
-      <w:r>
-        <w:br/>
-      </w:r>
-      <w:r>
-        <w:rPr>
-          <w:rStyle w:val="VerbatimChar"/>
-        </w:rPr>
-        <w:t xml:space="preserve">    ▼</w:t>
-      </w:r>
-      <w:r>
-        <w:br/>
-      </w:r>
-      <w:r>
-        <w:rPr>
-          <w:rStyle w:val="VerbatimChar"/>
-        </w:rPr>
-        <w:t xml:space="preserve">대응 조치 수립 및 실행</w:t>
-      </w:r>
-      <w:r>
-        <w:br/>
-      </w:r>
-      <w:r>
-        <w:rPr>
-          <w:rStyle w:val="VerbatimChar"/>
-        </w:rPr>
-        <w:t xml:space="preserve">    │</w:t>
-      </w:r>
-      <w:r>
-        <w:br/>
-      </w:r>
-      <w:r>
-        <w:rPr>
-          <w:rStyle w:val="VerbatimChar"/>
-        </w:rPr>
-        <w:t xml:space="preserve">    ▼</w:t>
-      </w:r>
-      <w:r>
-        <w:br/>
-      </w:r>
-      <w:r>
-        <w:rPr>
-          <w:rStyle w:val="VerbatimChar"/>
-        </w:rPr>
-        <w:t xml:space="preserve">고객에게 결과 회신 ──→ 기한: 고객 요구 또는 10영업일 이내</w:t>
-      </w:r>
-      <w:r>
-        <w:br/>
-      </w:r>
-      <w:r>
-        <w:rPr>
-          <w:rStyle w:val="VerbatimChar"/>
-        </w:rPr>
-        <w:t xml:space="preserve">    │</w:t>
-      </w:r>
-      <w:r>
-        <w:br/>
-      </w:r>
-      <w:r>
-        <w:rPr>
-          <w:rStyle w:val="VerbatimChar"/>
-        </w:rPr>
-        <w:t xml:space="preserve">    ▼</w:t>
-      </w:r>
-      <w:r>
-        <w:br/>
-      </w:r>
-      <w:r>
-        <w:rPr>
-          <w:rStyle w:val="VerbatimChar"/>
-        </w:rPr>
-        <w:t xml:space="preserve">고객 만족 확인</w:t>
-      </w:r>
-    </w:p>
+    <w:tbl>
+      <w:tblPr>
+        <w:tblLook w:firstColumn="1" w:firstRow="1" w:lastColumn="0" w:lastRow="0" w:noHBand="0" w:noVBand="1" w:val="04A0"/>
+        <w:tblW w:w="8788" w:type="dxa"/>
+        <w:tblBorders>
+          <w:top w:val="single" w:sz="4" w:color="2E74B5" w:space="0"/>
+          <w:left w:val="single" w:sz="4" w:color="2E74B5" w:space="0"/>
+          <w:bottom w:val="single" w:sz="4" w:color="2E74B5" w:space="0"/>
+          <w:right w:val="single" w:sz="4" w:color="2E74B5" w:space="0"/>
+          <w:insideH w:val="single" w:sz="4" w:color="BDD7EE" w:space="0"/>
+          <w:insideV w:val="single" w:sz="2" w:color="D9D9D9" w:space="0"/>
+        </w:tblBorders>
+      </w:tblPr>
+      <w:tblGrid>
+        <w:gridCol w:w="8788"/>
+      </w:tblGrid>
+      <w:tr>
+        <w:tc>
+          <w:tcPr>
+            <w:tcW w:w="8788" w:type="dxa"/>
+            <w:tcMar>
+              <w:top w:w="80" w:type="dxa"/>
+              <w:left w:w="140" w:type="dxa"/>
+              <w:bottom w:w="80" w:type="dxa"/>
+              <w:right w:w="140" w:type="dxa"/>
+            </w:tcMar>
+          </w:tcPr>
+          <w:p>
+            <w:pPr>
+              <w:spacing w:before="0" w:after="0" w:line="240" w:lineRule="auto"/>
+            </w:pPr>
+            <w:r>
+              <w:rPr>
+                <w:rFonts w:ascii="Courier New" w:hAnsi="Courier New" w:eastAsia="NanumGothicCoding"/>
+                <w:sz w:val="18"/>
+                <w:szCs w:val="18"/>
+              </w:rPr>
+              <w:t xml:space="preserve">고객 불만/피드백 접수 (영업팀)</w:t>
+            </w:r>
+          </w:p>
+          <w:p>
+            <w:pPr>
+              <w:spacing w:before="0" w:after="0" w:line="240" w:lineRule="auto"/>
+            </w:pPr>
+            <w:r>
+              <w:rPr>
+                <w:rFonts w:ascii="Courier New" w:hAnsi="Courier New" w:eastAsia="NanumGothicCoding"/>
+                <w:sz w:val="18"/>
+                <w:szCs w:val="18"/>
+              </w:rPr>
+              <w:t xml:space="preserve">    │</w:t>
+            </w:r>
+          </w:p>
+          <w:p>
+            <w:pPr>
+              <w:spacing w:before="0" w:after="0" w:line="240" w:lineRule="auto"/>
+            </w:pPr>
+            <w:r>
+              <w:rPr>
+                <w:rFonts w:ascii="Courier New" w:hAnsi="Courier New" w:eastAsia="NanumGothicCoding"/>
+                <w:sz w:val="18"/>
+                <w:szCs w:val="18"/>
+              </w:rPr>
+              <w:t xml:space="preserve">    ▼</w:t>
+            </w:r>
+          </w:p>
+          <w:p>
+            <w:pPr>
+              <w:spacing w:before="0" w:after="0" w:line="240" w:lineRule="auto"/>
+            </w:pPr>
+            <w:r>
+              <w:rPr>
+                <w:rFonts w:ascii="Courier New" w:hAnsi="Courier New" w:eastAsia="NanumGothicCoding"/>
+                <w:sz w:val="18"/>
+                <w:szCs w:val="18"/>
+              </w:rPr>
+              <w:t xml:space="preserve">접수 기록 (F-805-01) ──→ 24시간 이내 접수 확인 회신</w:t>
+            </w:r>
+          </w:p>
+          <w:p>
+            <w:pPr>
+              <w:spacing w:before="0" w:after="0" w:line="240" w:lineRule="auto"/>
+            </w:pPr>
+            <w:r>
+              <w:rPr>
+                <w:rFonts w:ascii="Courier New" w:hAnsi="Courier New" w:eastAsia="NanumGothicCoding"/>
+                <w:sz w:val="18"/>
+                <w:szCs w:val="18"/>
+              </w:rPr>
+              <w:t xml:space="preserve">    │</w:t>
+            </w:r>
+          </w:p>
+          <w:p>
+            <w:pPr>
+              <w:spacing w:before="0" w:after="0" w:line="240" w:lineRule="auto"/>
+            </w:pPr>
+            <w:r>
+              <w:rPr>
+                <w:rFonts w:ascii="Courier New" w:hAnsi="Courier New" w:eastAsia="NanumGothicCoding"/>
+                <w:sz w:val="18"/>
+                <w:szCs w:val="18"/>
+              </w:rPr>
+              <w:t xml:space="preserve">    ▼</w:t>
+            </w:r>
+          </w:p>
+          <w:p>
+            <w:pPr>
+              <w:spacing w:before="0" w:after="0" w:line="240" w:lineRule="auto"/>
+            </w:pPr>
+            <w:r>
+              <w:rPr>
+                <w:rFonts w:ascii="Courier New" w:hAnsi="Courier New" w:eastAsia="NanumGothicCoding"/>
+                <w:sz w:val="18"/>
+                <w:szCs w:val="18"/>
+              </w:rPr>
+              <w:t xml:space="preserve">품질팀 검토 ──→ 부적합 관련: QP-1001 CAR 연계</w:t>
+            </w:r>
+          </w:p>
+          <w:p>
+            <w:pPr>
+              <w:spacing w:before="0" w:after="0" w:line="240" w:lineRule="auto"/>
+            </w:pPr>
+            <w:r>
+              <w:rPr>
+                <w:rFonts w:ascii="Courier New" w:hAnsi="Courier New" w:eastAsia="NanumGothicCoding"/>
+                <w:sz w:val="18"/>
+                <w:szCs w:val="18"/>
+              </w:rPr>
+              <w:t xml:space="preserve">    │             고객 만족: QP-902 연계</w:t>
+            </w:r>
+          </w:p>
+          <w:p>
+            <w:pPr>
+              <w:spacing w:before="0" w:after="0" w:line="240" w:lineRule="auto"/>
+            </w:pPr>
+            <w:r>
+              <w:rPr>
+                <w:rFonts w:ascii="Courier New" w:hAnsi="Courier New" w:eastAsia="NanumGothicCoding"/>
+                <w:sz w:val="18"/>
+                <w:szCs w:val="18"/>
+              </w:rPr>
+              <w:t xml:space="preserve">    ▼</w:t>
+            </w:r>
+          </w:p>
+          <w:p>
+            <w:pPr>
+              <w:spacing w:before="0" w:after="0" w:line="240" w:lineRule="auto"/>
+            </w:pPr>
+            <w:r>
+              <w:rPr>
+                <w:rFonts w:ascii="Courier New" w:hAnsi="Courier New" w:eastAsia="NanumGothicCoding"/>
+                <w:sz w:val="18"/>
+                <w:szCs w:val="18"/>
+              </w:rPr>
+              <w:t xml:space="preserve">대응 조치 수립 및 실행</w:t>
+            </w:r>
+          </w:p>
+          <w:p>
+            <w:pPr>
+              <w:spacing w:before="0" w:after="0" w:line="240" w:lineRule="auto"/>
+            </w:pPr>
+            <w:r>
+              <w:rPr>
+                <w:rFonts w:ascii="Courier New" w:hAnsi="Courier New" w:eastAsia="NanumGothicCoding"/>
+                <w:sz w:val="18"/>
+                <w:szCs w:val="18"/>
+              </w:rPr>
+              <w:t xml:space="preserve">    │</w:t>
+            </w:r>
+          </w:p>
+          <w:p>
+            <w:pPr>
+              <w:spacing w:before="0" w:after="0" w:line="240" w:lineRule="auto"/>
+            </w:pPr>
+            <w:r>
+              <w:rPr>
+                <w:rFonts w:ascii="Courier New" w:hAnsi="Courier New" w:eastAsia="NanumGothicCoding"/>
+                <w:sz w:val="18"/>
+                <w:szCs w:val="18"/>
+              </w:rPr>
+              <w:t xml:space="preserve">    ▼</w:t>
+            </w:r>
+          </w:p>
+          <w:p>
+            <w:pPr>
+              <w:spacing w:before="0" w:after="0" w:line="240" w:lineRule="auto"/>
+            </w:pPr>
+            <w:r>
+              <w:rPr>
+                <w:rFonts w:ascii="Courier New" w:hAnsi="Courier New" w:eastAsia="NanumGothicCoding"/>
+                <w:sz w:val="18"/>
+                <w:szCs w:val="18"/>
+              </w:rPr>
+              <w:t xml:space="preserve">고객에게 결과 회신 ──→ 기한: 고객 요구 또는 10영업일 이내</w:t>
+            </w:r>
+          </w:p>
+          <w:p>
+            <w:pPr>
+              <w:spacing w:before="0" w:after="0" w:line="240" w:lineRule="auto"/>
+            </w:pPr>
+            <w:r>
+              <w:rPr>
+                <w:rFonts w:ascii="Courier New" w:hAnsi="Courier New" w:eastAsia="NanumGothicCoding"/>
+                <w:sz w:val="18"/>
+                <w:szCs w:val="18"/>
+              </w:rPr>
+              <w:t xml:space="preserve">    │</w:t>
+            </w:r>
+          </w:p>
+          <w:p>
+            <w:pPr>
+              <w:spacing w:before="0" w:after="0" w:line="240" w:lineRule="auto"/>
+            </w:pPr>
+            <w:r>
+              <w:rPr>
+                <w:rFonts w:ascii="Courier New" w:hAnsi="Courier New" w:eastAsia="NanumGothicCoding"/>
+                <w:sz w:val="18"/>
+                <w:szCs w:val="18"/>
+              </w:rPr>
+              <w:t xml:space="preserve">    ▼</w:t>
+            </w:r>
+          </w:p>
+          <w:p>
+            <w:pPr>
+              <w:spacing w:before="0" w:after="0" w:line="240" w:lineRule="auto"/>
+            </w:pPr>
+            <w:r>
+              <w:rPr>
+                <w:rFonts w:ascii="Courier New" w:hAnsi="Courier New" w:eastAsia="NanumGothicCoding"/>
+                <w:sz w:val="18"/>
+                <w:szCs w:val="18"/>
+              </w:rPr>
+              <w:t xml:space="preserve">고객 만족 확인</w:t>
+            </w:r>
+          </w:p>
+        </w:tc>
+      </w:tr>
+    </w:tbl>
     <w:bookmarkEnd w:id="20"/>
     <w:bookmarkEnd w:id="21"/>
     <w:bookmarkStart w:id="24" w:name="제품서비스-요구사항-결정"/>
@@ -3217,7 +3260,7 @@
         </w:trPr>
         <w:tc>
           <w:tcPr>
-            <w:tcW w:w="2460" w:type="dxa"/>
+            <w:tcW w:w="3000" w:type="dxa"/>
             <w:tcMar>
               <w:top w:w="60" w:type="dxa"/>
               <w:left w:w="120" w:type="dxa"/>
@@ -3238,7 +3281,7 @@
         </w:tc>
         <w:tc>
           <w:tcPr>
-            <w:tcW w:w="6328" w:type="dxa"/>
+            <w:tcW w:w="5788" w:type="dxa"/>
             <w:tcMar>
               <w:top w:w="60" w:type="dxa"/>
               <w:left w:w="120" w:type="dxa"/>
@@ -3260,9 +3303,7 @@
       </w:tr>
       <w:tr>
         <w:tc>
-          <w:tcPr>
-            <w:tcW w:w="2460" w:type="dxa"/>
-          </w:tcPr>
+          <w:tcPr/>
           <w:p>
             <w:pPr>
               <w:pStyle w:val="Compact"/>
@@ -3274,7 +3315,7 @@
         </w:tc>
         <w:tc>
           <w:tcPr>
-            <w:tcW w:w="6328" w:type="dxa"/>
+            <w:tcW w:w="5788" w:type="dxa"/>
             <w:tcMar>
               <w:top w:w="60" w:type="dxa"/>
               <w:left w:w="120" w:type="dxa"/>
@@ -3307,6 +3348,7 @@
         </w:tc>
         <w:tc>
           <w:tcPr>
+            <w:tcW w:w="5788" w:type="dxa"/>
             <w:tcMar>
               <w:top w:w="60" w:type="dxa"/>
               <w:left w:w="120" w:type="dxa"/>
@@ -3338,9 +3380,7 @@
           </w:p>
         </w:tc>
         <w:tc>
-          <w:tcPr>
-            <w:tcW w:w="6328" w:type="dxa"/>
-          </w:tcPr>
+          <w:tcPr/>
           <w:p>
             <w:pPr>
               <w:pStyle w:val="Compact"/>
@@ -3353,19 +3393,10 @@
       </w:tr>
       <w:tr>
         <w:tc>
-          <w:tcPr>
-            <w:tcW w:w="2460" w:type="dxa"/>
-            <w:tcMar>
-              <w:top w:w="60" w:type="dxa"/>
-              <w:left w:w="120" w:type="dxa"/>
-              <w:bottom w:w="60" w:type="dxa"/>
-              <w:right w:w="120" w:type="dxa"/>
-            </w:tcMar>
-          </w:tcPr>
-          <w:p>
-            <w:pPr>
-              <w:pStyle w:val="Compact"/>
-              <w:wordWrap w:val="1"/>
+          <w:tcPr/>
+          <w:p>
+            <w:pPr>
+              <w:pStyle w:val="Compact"/>
             </w:pPr>
             <w:r>
               <w:t xml:space="preserve">추적성 요구</w:t>
@@ -3374,6 +3405,7 @@
         </w:tc>
         <w:tc>
           <w:tcPr>
+            <w:tcW w:w="5788" w:type="dxa"/>
             <w:tcMar>
               <w:top w:w="60" w:type="dxa"/>
               <w:left w:w="120" w:type="dxa"/>
@@ -3394,18 +3426,10 @@
       </w:tr>
       <w:tr>
         <w:tc>
-          <w:tcPr>
-            <w:tcMar>
-              <w:top w:w="60" w:type="dxa"/>
-              <w:left w:w="120" w:type="dxa"/>
-              <w:bottom w:w="60" w:type="dxa"/>
-              <w:right w:w="120" w:type="dxa"/>
-            </w:tcMar>
-          </w:tcPr>
-          <w:p>
-            <w:pPr>
-              <w:pStyle w:val="Compact"/>
-              <w:wordWrap w:val="1"/>
+          <w:tcPr/>
+          <w:p>
+            <w:pPr>
+              <w:pStyle w:val="Compact"/>
             </w:pPr>
             <w:r>
               <w:t xml:space="preserve">위임검사원</w:t>
@@ -3413,18 +3437,10 @@
           </w:p>
         </w:tc>
         <w:tc>
-          <w:tcPr>
-            <w:tcMar>
-              <w:top w:w="60" w:type="dxa"/>
-              <w:left w:w="120" w:type="dxa"/>
-              <w:bottom w:w="60" w:type="dxa"/>
-              <w:right w:w="120" w:type="dxa"/>
-            </w:tcMar>
-          </w:tcPr>
-          <w:p>
-            <w:pPr>
-              <w:pStyle w:val="Compact"/>
-              <w:wordWrap w:val="1"/>
+          <w:tcPr/>
+          <w:p>
+            <w:pPr>
+              <w:pStyle w:val="Compact"/>
             </w:pPr>
             <w:r>
               <w:t xml:space="preserve">고객 위임검사원 접근/시설 제공</w:t>
@@ -3482,18 +3498,10 @@
       </w:tr>
       <w:tr>
         <w:tc>
-          <w:tcPr>
-            <w:tcMar>
-              <w:top w:w="60" w:type="dxa"/>
-              <w:left w:w="120" w:type="dxa"/>
-              <w:bottom w:w="60" w:type="dxa"/>
-              <w:right w:w="120" w:type="dxa"/>
-            </w:tcMar>
-          </w:tcPr>
-          <w:p>
-            <w:pPr>
-              <w:pStyle w:val="Compact"/>
-              <w:wordWrap w:val="1"/>
+          <w:tcPr/>
+          <w:p>
+            <w:pPr>
+              <w:pStyle w:val="Compact"/>
             </w:pPr>
             <w:r>
               <w:t xml:space="preserve">문서/기록 보존</w:t>
@@ -3501,18 +3509,10 @@
           </w:p>
         </w:tc>
         <w:tc>
-          <w:tcPr>
-            <w:tcMar>
-              <w:top w:w="60" w:type="dxa"/>
-              <w:left w:w="120" w:type="dxa"/>
-              <w:bottom w:w="60" w:type="dxa"/>
-              <w:right w:w="120" w:type="dxa"/>
-            </w:tcMar>
-          </w:tcPr>
-          <w:p>
-            <w:pPr>
-              <w:pStyle w:val="Compact"/>
-              <w:wordWrap w:val="1"/>
+          <w:tcPr/>
+          <w:p>
+            <w:pPr>
+              <w:pStyle w:val="Compact"/>
             </w:pPr>
             <w:r>
               <w:t xml:space="preserve">고객 요구 보존 기간 확인 (표준보다 긴 경우)</w:t>
@@ -3894,7 +3894,6 @@
               <w:bottom w:w="60" w:type="dxa"/>
               <w:right w:w="120" w:type="dxa"/>
             </w:tcMar>
-            <w:shd w:val="clear" w:color="auto" w:fill="DEEAF1"/>
           </w:tcPr>
           <w:p>
             <w:pPr>
@@ -3914,7 +3913,6 @@
               <w:bottom w:w="60" w:type="dxa"/>
               <w:right w:w="120" w:type="dxa"/>
             </w:tcMar>
-            <w:shd w:val="clear" w:color="auto" w:fill="DEEAF1"/>
           </w:tcPr>
           <w:p>
             <w:pPr>
@@ -3934,7 +3932,6 @@
               <w:bottom w:w="60" w:type="dxa"/>
               <w:right w:w="120" w:type="dxa"/>
             </w:tcMar>
-            <w:shd w:val="clear" w:color="auto" w:fill="DEEAF1"/>
           </w:tcPr>
           <w:p>
             <w:pPr>
@@ -4729,8 +4726,8 @@
     <w:rPrDefault>
       <w:rPr>
         <w:rFonts w:asciiTheme="minorHAnsi" w:cstheme="minorBidi" w:eastAsiaTheme="minorEastAsia" w:hAnsiTheme="minorHAnsi"/>
-        <w:sz w:val="24"/>
-        <w:szCs w:val="24"/>
+        <w:sz w:val="20"/>
+        <w:szCs w:val="20"/>
         <w:lang w:bidi="ar-SA" w:eastAsia="zh-CN" w:val="en-US"/>
       </w:rPr>
     </w:rPrDefault>
@@ -4798,8 +4795,8 @@
     </w:pPr>
     <w:rPr>
       <w:rFonts w:asciiTheme="majorHAnsi" w:cstheme="majorBidi" w:eastAsiaTheme="majorEastAsia" w:hAnsiTheme="majorHAnsi"/>
-      <w:sz w:val="56"/>
-      <w:szCs w:val="56"/>
+      <w:sz w:val="44"/>
+      <w:szCs w:val="44"/>
     </w:rPr>
   </w:style>
   <w:style w:customStyle="1" w:styleId="TitleChar" w:type="character">
@@ -4810,8 +4807,8 @@
     <w:rsid w:val="00A10FD9"/>
     <w:rPr>
       <w:rFonts w:asciiTheme="majorHAnsi" w:cstheme="majorBidi" w:eastAsiaTheme="majorEastAsia" w:hAnsiTheme="majorHAnsi"/>
-      <w:sz w:val="56"/>
-      <w:szCs w:val="56"/>
+      <w:sz w:val="44"/>
+      <w:szCs w:val="44"/>
     </w:rPr>
   </w:style>
   <w:style w:styleId="Subtitle" w:type="paragraph">
@@ -4933,8 +4930,8 @@
     <w:rPr>
       <w:rFonts w:asciiTheme="majorHAnsi" w:cstheme="majorBidi" w:eastAsiaTheme="majorEastAsia" w:hAnsiTheme="majorHAnsi"/>
       <w:color w:themeColor="accent1" w:themeShade="BF" w:val="0F4761"/>
-      <w:sz w:val="40"/>
-      <w:szCs w:val="40"/>
+      <w:sz w:val="32"/>
+      <w:szCs w:val="32"/>
     </w:rPr>
   </w:style>
   <w:style w:styleId="Heading2" w:type="paragraph">
@@ -5124,8 +5121,8 @@
     <w:rPr>
       <w:rFonts w:asciiTheme="majorHAnsi" w:cstheme="majorBidi" w:eastAsiaTheme="majorEastAsia" w:hAnsiTheme="majorHAnsi"/>
       <w:color w:themeColor="accent1" w:themeShade="BF" w:val="0F4761"/>
-      <w:sz w:val="40"/>
-      <w:szCs w:val="40"/>
+      <w:sz w:val="32"/>
+      <w:szCs w:val="32"/>
     </w:rPr>
   </w:style>
   <w:style w:customStyle="1" w:styleId="Heading2Char" w:type="character">
